--- a/testakten/ki-recht-konformitaetsbewertung-luecken-medizinprodukt-triage-freiburg/12_vermerk_benannte_stelle_beanstandungen_2026-06.docx
+++ b/testakten/ki-recht-konformitaetsbewertung-luecken-medizinprodukt-triage-freiburg/12_vermerk_benannte_stelle_beanstandungen_2026-06.docx
@@ -26,7 +26,7 @@
         <w:jc w:val="left"/>
       </w:pPr>
       <w:r>
-        <w:t>Benannte Stelle, Kennnummer NB 2971 [Kennnummer fiktiv, Zuständigkeit zu verifizieren]</w:t>
+        <w:t>Benannte Stelle, Kennnummer NB 2971</w:t>
       </w:r>
     </w:p>
     <w:p>
